--- a/client/public/templates/docx/raport-nevyplata.docx
+++ b/client/public/templates/docx/raport-nevyplata.docx
@@ -177,6 +177,45 @@
     </w:p>
     <w:p>
       <w:pPr>
+        <w:jc w:val="right"/>
+        <w:spacing w:after="0" w:before="0"/>
+      </w:pPr>
+      <w:r>
+        <w:rPr>
+          <w:sz w:val="24"/>
+          <w:szCs w:val="24"/>
+        </w:rPr>
+        <w:t xml:space="preserve">{ПОСАДА}</w:t>
+      </w:r>
+    </w:p>
+    <w:p>
+      <w:pPr>
+        <w:jc w:val="right"/>
+        <w:spacing w:after="0" w:before="0"/>
+      </w:pPr>
+      <w:r>
+        <w:rPr>
+          <w:sz w:val="24"/>
+          <w:szCs w:val="24"/>
+        </w:rPr>
+        <w:t xml:space="preserve">військової частини {В/Ч}</w:t>
+      </w:r>
+    </w:p>
+    <w:p>
+      <w:pPr>
+        <w:jc w:val="right"/>
+        <w:spacing w:after="0" w:before="0"/>
+      </w:pPr>
+      <w:r>
+        <w:rPr>
+          <w:sz w:val="24"/>
+          <w:szCs w:val="24"/>
+        </w:rPr>
+        <w:t xml:space="preserve">{ЗВАННЯ}        {Ім'я ПРІЗВИЩЕ}</w:t>
+      </w:r>
+    </w:p>
+    <w:p>
+      <w:pPr>
         <w:jc w:val="left"/>
         <w:spacing w:after="0" w:before="0"/>
       </w:pPr>
@@ -186,24 +225,6 @@
           <w:szCs w:val="24"/>
         </w:rPr>
         <w:t xml:space="preserve">{ДАТА}</w:t>
-      </w:r>
-    </w:p>
-    <w:p>
-      <w:pPr>
-        <w:spacing w:after="120"/>
-      </w:pPr>
-    </w:p>
-    <w:p>
-      <w:pPr>
-        <w:jc w:val="right"/>
-        <w:spacing w:after="0" w:before="0"/>
-      </w:pPr>
-      <w:r>
-        <w:rPr>
-          <w:sz w:val="24"/>
-          <w:szCs w:val="24"/>
-        </w:rPr>
-        <w:t xml:space="preserve">{ЗВАННЯ} ________________ {ПІБ}</w:t>
       </w:r>
     </w:p>
     <w:p>

--- a/client/public/templates/docx/raport-nevyplata.docx
+++ b/client/public/templates/docx/raport-nevyplata.docx
@@ -172,6 +172,78 @@
     </w:p>
     <w:p>
       <w:pPr>
+        <w:spacing w:after="120"/>
+      </w:pPr>
+    </w:p>
+    <w:p>
+      <w:pPr>
+        <w:jc w:val="left"/>
+        <w:spacing w:after="60" w:before="0"/>
+      </w:pPr>
+      <w:r>
+        <w:rPr>
+          <w:sz w:val="24"/>
+          <w:szCs w:val="24"/>
+          <w:b/>
+          <w:bCs/>
+        </w:rPr>
+        <w:t xml:space="preserve">Додатки:</w:t>
+      </w:r>
+    </w:p>
+    <w:p>
+      <w:pPr>
+        <w:jc w:val="left"/>
+        <w:spacing w:after="40" w:before="0"/>
+      </w:pPr>
+      <w:r>
+        <w:rPr>
+          <w:sz w:val="24"/>
+          <w:szCs w:val="24"/>
+        </w:rPr>
+        <w:t xml:space="preserve">1. Виписка з банківського рахунку за період невиплати</w:t>
+      </w:r>
+    </w:p>
+    <w:p>
+      <w:pPr>
+        <w:jc w:val="left"/>
+        <w:spacing w:after="40" w:before="0"/>
+      </w:pPr>
+      <w:r>
+        <w:rPr>
+          <w:sz w:val="24"/>
+          <w:szCs w:val="24"/>
+        </w:rPr>
+        <w:t xml:space="preserve">2. Довідка про нарахування грошового забезпечення (від фінансової служби)</w:t>
+      </w:r>
+    </w:p>
+    <w:p>
+      <w:pPr>
+        <w:jc w:val="left"/>
+        <w:spacing w:after="40" w:before="0"/>
+      </w:pPr>
+      <w:r>
+        <w:rPr>
+          <w:sz w:val="24"/>
+          <w:szCs w:val="24"/>
+        </w:rPr>
+        <w:t xml:space="preserve">3. Копія контракту про проходження військової служби</w:t>
+      </w:r>
+    </w:p>
+    <w:p>
+      <w:pPr>
+        <w:jc w:val="left"/>
+        <w:spacing w:after="40" w:before="0"/>
+      </w:pPr>
+      <w:r>
+        <w:rPr>
+          <w:sz w:val="24"/>
+          <w:szCs w:val="24"/>
+        </w:rPr>
+        <w:t xml:space="preserve">4. Копія витягу з наказу про зарахування на посаду</w:t>
+      </w:r>
+    </w:p>
+    <w:p>
+      <w:pPr>
         <w:spacing w:after="240"/>
       </w:pPr>
     </w:p>
@@ -225,6 +297,91 @@
           <w:szCs w:val="24"/>
         </w:rPr>
         <w:t xml:space="preserve">{ДАТА}</w:t>
+      </w:r>
+    </w:p>
+    <w:p>
+      <w:pPr>
+        <w:spacing w:after="400"/>
+      </w:pPr>
+    </w:p>
+    <w:p>
+      <w:pPr>
+        <w:jc w:val="left"/>
+        <w:spacing w:after="120" w:before="0"/>
+      </w:pPr>
+      <w:r>
+        <w:rPr>
+          <w:sz w:val="24"/>
+          <w:szCs w:val="24"/>
+          <w:b/>
+          <w:bCs/>
+        </w:rPr>
+        <w:t xml:space="preserve">Командиру військової частини {В/Ч}</w:t>
+      </w:r>
+    </w:p>
+    <w:p>
+      <w:pPr>
+        <w:jc w:val="left"/>
+        <w:spacing w:after="200" w:before="0"/>
+      </w:pPr>
+      <w:r>
+        <w:rPr>
+          <w:sz w:val="24"/>
+          <w:szCs w:val="24"/>
+        </w:rPr>
+        <w:t xml:space="preserve">Клопочу по суті рапорту {ЗВАННЯ} {ПІБ}.</w:t>
+      </w:r>
+    </w:p>
+    <w:p>
+      <w:pPr>
+        <w:jc w:val="right"/>
+        <w:spacing w:after="0" w:before="0"/>
+      </w:pPr>
+      <w:r>
+        <w:rPr>
+          <w:sz w:val="24"/>
+          <w:szCs w:val="24"/>
+        </w:rPr>
+        <w:t xml:space="preserve">{ПОСАДА_БЕЗПОСЕРЕДНЬОГО_КОМАНДИРА}</w:t>
+      </w:r>
+    </w:p>
+    <w:p>
+      <w:pPr>
+        <w:jc w:val="right"/>
+        <w:spacing w:after="0" w:before="0"/>
+      </w:pPr>
+      <w:r>
+        <w:rPr>
+          <w:sz w:val="24"/>
+          <w:szCs w:val="24"/>
+        </w:rPr>
+        <w:t xml:space="preserve">військової частини {В/Ч}</w:t>
+      </w:r>
+    </w:p>
+    <w:p>
+      <w:pPr>
+        <w:jc w:val="right"/>
+        <w:spacing w:after="0" w:before="0"/>
+      </w:pPr>
+      <w:r>
+        <w:rPr>
+          <w:sz w:val="24"/>
+          <w:szCs w:val="24"/>
+        </w:rPr>
+        <w:t xml:space="preserve">{ЗВАННЯ_БЕЗПОСЕРЕДНЬОГО_КОМАНДИРА}        {Ім'я ПРІЗВИЩЕ_БЕЗПОСЕРЕДНЬОГО_КОМАНДИРА}</w:t>
+      </w:r>
+    </w:p>
+    <w:p>
+      <w:pPr>
+        <w:jc w:val="left"/>
+        <w:spacing w:after="0" w:before="0"/>
+      </w:pPr>
+      <w:r>
+        <w:rPr>
+          <w:sz w:val="24"/>
+          <w:szCs w:val="24"/>
+        </w:rPr>
+        <w:t xml:space="preserve">___.___.20__</w:t>
       </w:r>
     </w:p>
     <w:p>

--- a/client/public/templates/docx/raport-nevyplata.docx
+++ b/client/public/templates/docx/raport-nevyplata.docx
@@ -700,6 +700,320 @@
           <w:szCs w:val="22"/>
         </w:rPr>
         <w:t xml:space="preserve">Рапорт подається у будь-який час. Відповідно до ст. 7¹ ЗУ «Про соцзахист», командир зобов'язаний прийняти та розглянути звернення.</w:t>
+      </w:r>
+    </w:p>
+    <w:p>
+      <w:pPr>
+        <w:jc w:val="center"/>
+        <w:spacing w:after="300" w:before="0"/>
+        <w:pageBreakBefore/>
+      </w:pPr>
+      <w:r>
+        <w:rPr>
+          <w:sz w:val="26"/>
+          <w:szCs w:val="26"/>
+          <w:b/>
+          <w:bCs/>
+          <w:color w:val="808080"/>
+        </w:rPr>
+        <w:t xml:space="preserve">ПРИКЛАД ЗАПОВНЕННЯ (вигадані дані — не подавати!)</w:t>
+      </w:r>
+    </w:p>
+    <w:p>
+      <w:pPr>
+        <w:jc w:val="right"/>
+        <w:spacing w:after="0" w:before="0"/>
+      </w:pPr>
+      <w:r>
+        <w:rPr>
+          <w:sz w:val="24"/>
+          <w:szCs w:val="24"/>
+        </w:rPr>
+        <w:t xml:space="preserve">Командир військової частини А1234</w:t>
+      </w:r>
+    </w:p>
+    <w:p>
+      <w:pPr>
+        <w:jc w:val="right"/>
+        <w:spacing w:after="0" w:before="0"/>
+      </w:pPr>
+      <w:r>
+        <w:rPr>
+          <w:sz w:val="24"/>
+          <w:szCs w:val="24"/>
+        </w:rPr>
+        <w:t xml:space="preserve">полковник</w:t>
+      </w:r>
+    </w:p>
+    <w:p>
+      <w:pPr>
+        <w:jc w:val="right"/>
+        <w:spacing w:after="0" w:before="0"/>
+      </w:pPr>
+      <w:r>
+        <w:rPr>
+          <w:sz w:val="24"/>
+          <w:szCs w:val="24"/>
+        </w:rPr>
+        <w:t xml:space="preserve">ПЕТРЕНКО Іван Іванович</w:t>
+      </w:r>
+    </w:p>
+    <w:p>
+      <w:pPr>
+        <w:spacing w:after="120"/>
+      </w:pPr>
+    </w:p>
+    <w:p>
+      <w:pPr>
+        <w:jc w:val="right"/>
+        <w:spacing w:after="0" w:before="0"/>
+      </w:pPr>
+      <w:r>
+        <w:rPr>
+          <w:sz w:val="24"/>
+          <w:szCs w:val="24"/>
+        </w:rPr>
+        <w:t xml:space="preserve">стрілець 1 механізованого відділення</w:t>
+      </w:r>
+    </w:p>
+    <w:p>
+      <w:pPr>
+        <w:jc w:val="right"/>
+        <w:spacing w:after="0" w:before="0"/>
+      </w:pPr>
+      <w:r>
+        <w:rPr>
+          <w:sz w:val="24"/>
+          <w:szCs w:val="24"/>
+        </w:rPr>
+        <w:t xml:space="preserve">старший солдат КОВАЛЕНКО Олександр Сергійович</w:t>
+      </w:r>
+    </w:p>
+    <w:p>
+      <w:pPr>
+        <w:jc w:val="right"/>
+        <w:spacing w:after="0" w:before="0"/>
+      </w:pPr>
+      <w:r>
+        <w:rPr>
+          <w:sz w:val="24"/>
+          <w:szCs w:val="24"/>
+        </w:rPr>
+        <w:t xml:space="preserve">2 механізована рота, в/ч А1234</w:t>
+      </w:r>
+    </w:p>
+    <w:p>
+      <w:pPr>
+        <w:spacing w:after="240"/>
+      </w:pPr>
+    </w:p>
+    <w:p>
+      <w:pPr>
+        <w:jc w:val="center"/>
+        <w:spacing w:after="200" w:before="0"/>
+      </w:pPr>
+      <w:r>
+        <w:rPr>
+          <w:sz w:val="28"/>
+          <w:szCs w:val="28"/>
+          <w:b/>
+          <w:bCs/>
+        </w:rPr>
+        <w:t xml:space="preserve">РАПОРТ</w:t>
+      </w:r>
+    </w:p>
+    <w:p>
+      <w:pPr>
+        <w:jc w:val="left"/>
+        <w:spacing w:after="120" w:before="0"/>
+      </w:pPr>
+      <w:r>
+        <w:rPr>
+          <w:sz w:val="24"/>
+          <w:szCs w:val="24"/>
+        </w:rPr>
+        <w:t xml:space="preserve">Доповідаю, що за період з 01 грудня 2025 року по 28 лютого 2026 року мені не виплачено щомісячну додаткову винагороду за участь у бойових діях в повному обсязі.</w:t>
+      </w:r>
+    </w:p>
+    <w:p>
+      <w:pPr>
+        <w:jc w:val="left"/>
+        <w:spacing w:after="120" w:before="0"/>
+      </w:pPr>
+      <w:r>
+        <w:rPr>
+          <w:sz w:val="24"/>
+          <w:szCs w:val="24"/>
+        </w:rPr>
+        <w:t xml:space="preserve">Відповідно до пункту 2 Постанови КМУ від 30.08.2017 №704 «Про грошове забезпечення військовослужбовців, осіб рядового і начальницького складу та деяких інших осіб», грошове забезпечення виплачується щомісяця за поточний місяць.</w:t>
+      </w:r>
+    </w:p>
+    <w:p>
+      <w:pPr>
+        <w:jc w:val="left"/>
+        <w:spacing w:after="120" w:before="0"/>
+      </w:pPr>
+      <w:r>
+        <w:rPr>
+          <w:sz w:val="24"/>
+          <w:szCs w:val="24"/>
+        </w:rPr>
+        <w:t xml:space="preserve">Згідно з пунктом 3 Порядку виплати грошового забезпечення військовослужбовцям Збройних Сил України (Наказ МОУ від 07.06.2018 №260), виплата грошового забезпечення здійснюється на підставі наказів командирів (начальників).</w:t>
+      </w:r>
+    </w:p>
+    <w:p>
+      <w:pPr>
+        <w:jc w:val="left"/>
+        <w:spacing w:after="120" w:before="0"/>
+      </w:pPr>
+      <w:r>
+        <w:rPr>
+          <w:sz w:val="24"/>
+          <w:szCs w:val="24"/>
+        </w:rPr>
+        <w:t xml:space="preserve">Також, відповідно до статті 9 Закону України «Про соціальний і правовий захист військовослужбовців та членів їх сімей», держава гарантує військовослужбовцям достатній рівень їх матеріального забезпечення.</w:t>
+      </w:r>
+    </w:p>
+    <w:p>
+      <w:pPr>
+        <w:jc w:val="left"/>
+        <w:spacing w:after="120" w:before="0"/>
+      </w:pPr>
+      <w:r>
+        <w:rPr>
+          <w:sz w:val="24"/>
+          <w:szCs w:val="24"/>
+        </w:rPr>
+        <w:t xml:space="preserve">Прошу вжити заходів для виплати заборгованості за зазначений період та повідомити мене про результати розгляду рапорту у встановлений законодавством строк.</w:t>
+      </w:r>
+    </w:p>
+    <w:p>
+      <w:pPr>
+        <w:spacing w:after="120"/>
+      </w:pPr>
+    </w:p>
+    <w:p>
+      <w:pPr>
+        <w:jc w:val="left"/>
+        <w:spacing w:after="60" w:before="0"/>
+      </w:pPr>
+      <w:r>
+        <w:rPr>
+          <w:sz w:val="24"/>
+          <w:szCs w:val="24"/>
+          <w:b/>
+          <w:bCs/>
+        </w:rPr>
+        <w:t xml:space="preserve">Додатки:</w:t>
+      </w:r>
+    </w:p>
+    <w:p>
+      <w:pPr>
+        <w:jc w:val="left"/>
+        <w:spacing w:after="40" w:before="0"/>
+      </w:pPr>
+      <w:r>
+        <w:rPr>
+          <w:sz w:val="24"/>
+          <w:szCs w:val="24"/>
+        </w:rPr>
+        <w:t xml:space="preserve">1. Виписка з банківського рахунку АТ «ПриватБанк» за грудень 2025 — лютий 2026</w:t>
+      </w:r>
+    </w:p>
+    <w:p>
+      <w:pPr>
+        <w:jc w:val="left"/>
+        <w:spacing w:after="40" w:before="0"/>
+      </w:pPr>
+      <w:r>
+        <w:rPr>
+          <w:sz w:val="24"/>
+          <w:szCs w:val="24"/>
+        </w:rPr>
+        <w:t xml:space="preserve">2. Довідка про нарахування грошового забезпечення від фінансової служби в/ч А1234</w:t>
+      </w:r>
+    </w:p>
+    <w:p>
+      <w:pPr>
+        <w:jc w:val="left"/>
+        <w:spacing w:after="40" w:before="0"/>
+      </w:pPr>
+      <w:r>
+        <w:rPr>
+          <w:sz w:val="24"/>
+          <w:szCs w:val="24"/>
+        </w:rPr>
+        <w:t xml:space="preserve">3. Копія контракту про проходження військової служби від 15.03.2024</w:t>
+      </w:r>
+    </w:p>
+    <w:p>
+      <w:pPr>
+        <w:jc w:val="left"/>
+        <w:spacing w:after="40" w:before="0"/>
+      </w:pPr>
+      <w:r>
+        <w:rPr>
+          <w:sz w:val="24"/>
+          <w:szCs w:val="24"/>
+        </w:rPr>
+        <w:t xml:space="preserve">4. Копія витягу з наказу про зарахування на посаду №145 від 20.03.2024</w:t>
+      </w:r>
+    </w:p>
+    <w:p>
+      <w:pPr>
+        <w:spacing w:after="240"/>
+      </w:pPr>
+    </w:p>
+    <w:p>
+      <w:pPr>
+        <w:jc w:val="right"/>
+        <w:spacing w:after="0" w:before="0"/>
+      </w:pPr>
+      <w:r>
+        <w:rPr>
+          <w:sz w:val="24"/>
+          <w:szCs w:val="24"/>
+        </w:rPr>
+        <w:t xml:space="preserve">стрілець 1 механізованого відділення</w:t>
+      </w:r>
+    </w:p>
+    <w:p>
+      <w:pPr>
+        <w:jc w:val="right"/>
+        <w:spacing w:after="0" w:before="0"/>
+      </w:pPr>
+      <w:r>
+        <w:rPr>
+          <w:sz w:val="24"/>
+          <w:szCs w:val="24"/>
+        </w:rPr>
+        <w:t xml:space="preserve">2 механізована рота, в/ч А1234</w:t>
+      </w:r>
+    </w:p>
+    <w:p>
+      <w:pPr>
+        <w:jc w:val="right"/>
+        <w:spacing w:after="0" w:before="0"/>
+      </w:pPr>
+      <w:r>
+        <w:rPr>
+          <w:sz w:val="24"/>
+          <w:szCs w:val="24"/>
+        </w:rPr>
+        <w:t xml:space="preserve">старший солдат        КОВАЛЕНКО Олександр Сергійович</w:t>
+      </w:r>
+    </w:p>
+    <w:p>
+      <w:pPr>
+        <w:jc w:val="left"/>
+        <w:spacing w:after="0" w:before="0"/>
+      </w:pPr>
+      <w:r>
+        <w:rPr>
+          <w:sz w:val="24"/>
+          <w:szCs w:val="24"/>
+        </w:rPr>
+        <w:t xml:space="preserve">01 квітня 2026 р.</w:t>
       </w:r>
     </w:p>
     <w:sectPr>
